--- a/src/assets/documents/CV_DADJA_Lamanawa_Godwin.docx
+++ b/src/assets/documents/CV_DADJA_Lamanawa_Godwin.docx
@@ -16,14 +16,14 @@
         </w:tblCellMar>
       </w:tblPr>
       <w:tblGrid>
-        <w:gridCol w:w="5579"/>
-        <w:gridCol w:w="4531"/>
+        <w:gridCol w:w="5578"/>
+        <w:gridCol w:w="4532"/>
       </w:tblGrid>
       <w:tr>
         <w:trPr/>
         <w:tc>
           <w:tcPr>
-            <w:tcW w:w="5579" w:type="dxa"/>
+            <w:tcW w:w="5578" w:type="dxa"/>
             <w:tcBorders/>
             <w:shd w:fill="1A5276" w:val="clear"/>
             <w:vAlign w:val="center"/>
@@ -66,7 +66,7 @@
         </w:tc>
         <w:tc>
           <w:tcPr>
-            <w:tcW w:w="4531" w:type="dxa"/>
+            <w:tcW w:w="4532" w:type="dxa"/>
             <w:tcBorders/>
             <w:shd w:fill="154360" w:val="clear"/>
             <w:tcMar>
@@ -178,8 +178,8 @@
         </w:tblCellMar>
       </w:tblPr>
       <w:tblGrid>
-        <w:gridCol w:w="3749"/>
-        <w:gridCol w:w="6256"/>
+        <w:gridCol w:w="3748"/>
+        <w:gridCol w:w="6257"/>
       </w:tblGrid>
       <w:tr>
         <w:trPr>
@@ -187,7 +187,7 @@
         </w:trPr>
         <w:tc>
           <w:tcPr>
-            <w:tcW w:w="3749" w:type="dxa"/>
+            <w:tcW w:w="3748" w:type="dxa"/>
             <w:tcBorders/>
             <w:shd w:fill="D6EAF8" w:val="clear"/>
           </w:tcPr>
@@ -835,7 +835,7 @@
         </w:tc>
         <w:tc>
           <w:tcPr>
-            <w:tcW w:w="6256" w:type="dxa"/>
+            <w:tcW w:w="6257" w:type="dxa"/>
             <w:tcBorders/>
             <w:shd w:fill="FFFFFF" w:val="clear"/>
             <w:tcMar>
@@ -1254,7 +1254,7 @@
           </w:p>
           <w:p>
             <w:pPr>
-              <w:pStyle w:val="Normal"/>
+              <w:pStyle w:val="Heading2"/>
               <w:spacing w:before="160" w:after="40"/>
               <w:rPr>
                 <w:rFonts w:ascii="Arial" w:hAnsi="Arial" w:eastAsia="Arial" w:cs="Arial"/>
@@ -1271,22 +1271,75 @@
                 <w:b/>
                 <w:bCs/>
                 <w:color w:val="1C2833"/>
+                <w:sz w:val="20"/>
+                <w:szCs w:val="20"/>
+              </w:rPr>
+              <w:t>Licence en Informatique des Organisations — 3ᵉ année</w:t>
+            </w:r>
+          </w:p>
+          <w:p>
+            <w:pPr>
+              <w:pStyle w:val="BodyText"/>
+              <w:spacing w:before="160" w:after="40"/>
+              <w:rPr>
+                <w:rFonts w:ascii="Arial" w:hAnsi="Arial" w:eastAsia="Arial" w:cs="Arial"/>
+                <w:b/>
+                <w:bCs/>
+                <w:color w:val="1C2833"/>
+              </w:rPr>
+            </w:pPr>
+            <w:r>
+              <w:rPr>
+                <w:rStyle w:val="Strong"/>
+                <w:rFonts w:eastAsia="Arial" w:cs="Arial" w:ascii="Arial" w:hAnsi="Arial"/>
+                <w:color w:val="1C2833"/>
+              </w:rPr>
+              <w:t>IFNTI — Institut de Formation aux Normes et Technologies de l’Informatique</w:t>
+            </w:r>
+            <w:r>
+              <w:rPr>
+                <w:rFonts w:eastAsia="Arial" w:cs="Arial" w:ascii="Arial" w:hAnsi="Arial"/>
+                <w:b/>
+                <w:bCs/>
+                <w:color w:val="1C2833"/>
+              </w:rPr>
+              <w:br/>
+              <w:t>Sokodé, Togo</w:t>
+            </w:r>
+          </w:p>
+          <w:p>
+            <w:pPr>
+              <w:pStyle w:val="BodyText"/>
+              <w:spacing w:before="160" w:after="40"/>
+              <w:rPr>
+                <w:rFonts w:ascii="Arial" w:hAnsi="Arial" w:eastAsia="Arial" w:cs="Arial"/>
+                <w:b/>
+                <w:bCs/>
+                <w:color w:val="1C2833"/>
+              </w:rPr>
+            </w:pPr>
+            <w:r>
+              <w:rPr>
+                <w:rFonts w:eastAsia="Arial" w:cs="Arial" w:ascii="Arial" w:hAnsi="Arial"/>
+                <w:b/>
+                <w:bCs/>
+                <w:color w:val="1C2833"/>
+              </w:rPr>
+              <w:t>Formation orientée vers le développement d’applications, la conception de systèmes informatiques, les bases de données et les technologies du numérique.</w:t>
+            </w:r>
+          </w:p>
+          <w:p>
+            <w:pPr>
+              <w:pStyle w:val="Normal"/>
+              <w:spacing w:before="160" w:after="40"/>
+              <w:rPr>
+                <w:rFonts w:ascii="Arial" w:hAnsi="Arial" w:eastAsia="Arial" w:cs="Arial"/>
+                <w:b/>
+                <w:bCs/>
+                <w:color w:val="1C2833"/>
                 <w:sz w:val="21"/>
                 <w:szCs w:val="21"/>
               </w:rPr>
-              <w:t>Licence en Informatique (en cours)</w:t>
-            </w:r>
-          </w:p>
-          <w:p>
-            <w:pPr>
-              <w:pStyle w:val="Normal"/>
-              <w:spacing w:before="160" w:after="40"/>
-              <w:rPr>
-                <w:rFonts w:ascii="Arial" w:hAnsi="Arial" w:eastAsia="Arial" w:cs="Arial"/>
-                <w:color w:val="1C2833"/>
-                <w:sz w:val="20"/>
-                <w:szCs w:val="20"/>
-              </w:rPr>
             </w:pPr>
             <w:r>
               <w:rPr>
@@ -1294,19 +1347,9 @@
                 <w:b/>
                 <w:bCs/>
                 <w:color w:val="1C2833"/>
-                <w:sz w:val="21"/>
-                <w:szCs w:val="21"/>
-              </w:rPr>
-              <w:t>IFNT Sokode</w:t>
-            </w:r>
-            <w:r>
-              <w:rPr>
-                <w:rFonts w:eastAsia="Arial" w:cs="Arial" w:ascii="Arial" w:hAnsi="Arial"/>
-                <w:color w:val="1C2833"/>
-                <w:sz w:val="20"/>
-                <w:szCs w:val="20"/>
-              </w:rPr>
-              <w:t xml:space="preserve"> — Togo</w:t>
+                <w:sz w:val="20"/>
+                <w:szCs w:val="20"/>
+              </w:rPr>
             </w:r>
           </w:p>
           <w:p>
@@ -1789,7 +1832,7 @@
   </w:style>
   <w:style w:type="paragraph" w:styleId="Heading1">
     <w:name w:val="heading 1"/>
-    <w:basedOn w:val="Titreuser"/>
+    <w:basedOn w:val="Titre"/>
     <w:qFormat/>
     <w:pPr/>
     <w:rPr>
@@ -1800,7 +1843,7 @@
   </w:style>
   <w:style w:type="paragraph" w:styleId="Heading2">
     <w:name w:val="heading 2"/>
-    <w:basedOn w:val="Titreuser"/>
+    <w:basedOn w:val="Titre"/>
     <w:qFormat/>
     <w:pPr/>
     <w:rPr>
@@ -1811,7 +1854,7 @@
   </w:style>
   <w:style w:type="paragraph" w:styleId="Heading3">
     <w:name w:val="heading 3"/>
-    <w:basedOn w:val="Titreuser"/>
+    <w:basedOn w:val="Titre"/>
     <w:qFormat/>
     <w:pPr/>
     <w:rPr>
@@ -1822,7 +1865,7 @@
   </w:style>
   <w:style w:type="paragraph" w:styleId="Heading4">
     <w:name w:val="heading 4"/>
-    <w:basedOn w:val="Titreuser"/>
+    <w:basedOn w:val="Titre"/>
     <w:qFormat/>
     <w:pPr/>
     <w:rPr>
@@ -1833,7 +1876,7 @@
   </w:style>
   <w:style w:type="paragraph" w:styleId="Heading5">
     <w:name w:val="heading 5"/>
-    <w:basedOn w:val="Titreuser"/>
+    <w:basedOn w:val="Titre"/>
     <w:qFormat/>
     <w:pPr/>
     <w:rPr>
@@ -1842,7 +1885,7 @@
   </w:style>
   <w:style w:type="paragraph" w:styleId="Heading6">
     <w:name w:val="heading 6"/>
-    <w:basedOn w:val="Titreuser"/>
+    <w:basedOn w:val="Titre"/>
     <w:qFormat/>
     <w:pPr/>
     <w:rPr>
@@ -1858,8 +1901,8 @@
       <w:u w:val="single"/>
     </w:rPr>
   </w:style>
-  <w:style w:type="character" w:styleId="Caractresdenotedebasdepageuser">
-    <w:name w:val="Caractères de note de bas de page (user)"/>
+  <w:style w:type="character" w:styleId="Caractresdenotedebasdepage">
+    <w:name w:val="Caractères de note de bas de page"/>
     <w:uiPriority w:val="99"/>
     <w:semiHidden/>
     <w:unhideWhenUsed/>
@@ -1868,8 +1911,8 @@
       <w:vertAlign w:val="superscript"/>
     </w:rPr>
   </w:style>
-  <w:style w:type="character" w:styleId="Caractresdenotedebasdepage">
-    <w:name w:val="Caractères de note de bas de page"/>
+  <w:style w:type="character" w:styleId="Caractresdenotedebasdepageuser">
+    <w:name w:val="Caractères de note de bas de page (user)"/>
     <w:qFormat/>
     <w:rPr>
       <w:vertAlign w:val="superscript"/>
@@ -1892,8 +1935,8 @@
       <w:szCs w:val="20"/>
     </w:rPr>
   </w:style>
-  <w:style w:type="character" w:styleId="Caractresdenotedefinuser">
-    <w:name w:val="Caractères de note de fin (user)"/>
+  <w:style w:type="character" w:styleId="Caractresdenotedefin">
+    <w:name w:val="Caractères de note de fin"/>
     <w:uiPriority w:val="99"/>
     <w:semiHidden/>
     <w:unhideWhenUsed/>
@@ -1902,8 +1945,8 @@
       <w:vertAlign w:val="superscript"/>
     </w:rPr>
   </w:style>
-  <w:style w:type="character" w:styleId="Caractresdenotedefin">
-    <w:name w:val="Caractères de note de fin"/>
+  <w:style w:type="character" w:styleId="Caractresdenotedefinuser">
+    <w:name w:val="Caractères de note de fin (user)"/>
     <w:qFormat/>
     <w:rPr>
       <w:vertAlign w:val="superscript"/>
@@ -1926,8 +1969,8 @@
       <w:szCs w:val="20"/>
     </w:rPr>
   </w:style>
-  <w:style w:type="character" w:styleId="Pucesuser">
-    <w:name w:val="Puces (user)"/>
+  <w:style w:type="character" w:styleId="Puces">
+    <w:name w:val="Puces"/>
     <w:qFormat/>
     <w:rPr>
       <w:rFonts w:ascii="OpenSymbol" w:hAnsi="OpenSymbol" w:eastAsia="OpenSymbol" w:cs="OpenSymbol"/>
@@ -2016,7 +2059,7 @@
   </w:style>
   <w:style w:type="paragraph" w:styleId="Title">
     <w:name w:val="Title"/>
-    <w:basedOn w:val="Titreuser"/>
+    <w:basedOn w:val="Titre"/>
     <w:qFormat/>
     <w:pPr/>
     <w:rPr>
@@ -2092,6 +2135,29 @@
     <w:rPr>
       <w:sz w:val="20"/>
       <w:szCs w:val="20"/>
+    </w:rPr>
+  </w:style>
+  <w:style w:type="paragraph" w:styleId="Contenudetableau">
+    <w:name w:val="Contenu de tableau"/>
+    <w:basedOn w:val="Normal"/>
+    <w:qFormat/>
+    <w:pPr>
+      <w:widowControl w:val="false"/>
+      <w:suppressLineNumbers/>
+    </w:pPr>
+    <w:rPr/>
+  </w:style>
+  <w:style w:type="paragraph" w:styleId="Titredetableau">
+    <w:name w:val="Titre de tableau"/>
+    <w:basedOn w:val="Contenudetableau"/>
+    <w:qFormat/>
+    <w:pPr>
+      <w:suppressLineNumbers/>
+      <w:jc w:val="center"/>
+    </w:pPr>
+    <w:rPr>
+      <w:b/>
+      <w:bCs/>
     </w:rPr>
   </w:style>
 </w:styles>

--- a/src/assets/documents/CV_DADJA_Lamanawa_Godwin.docx
+++ b/src/assets/documents/CV_DADJA_Lamanawa_Godwin.docx
@@ -1150,75 +1150,102 @@
           </w:p>
           <w:p>
             <w:pPr>
-              <w:pStyle w:val="Normal"/>
+              <w:pStyle w:val="Heading3"/>
               <w:spacing w:before="160" w:after="40"/>
-              <w:rPr/>
-            </w:pPr>
-            <w:r>
-              <w:rPr>
-                <w:rFonts w:eastAsia="Arial" w:cs="Arial" w:ascii="Arial" w:hAnsi="Arial"/>
-                <w:b/>
-                <w:bCs/>
-                <w:color w:val="1C2833"/>
-                <w:sz w:val="21"/>
-                <w:szCs w:val="21"/>
-              </w:rPr>
-              <w:t>Gestion des rôles et droits</w:t>
-            </w:r>
-            <w:r>
-              <w:rPr>
-                <w:rFonts w:eastAsia="Arial" w:cs="Arial" w:ascii="Arial" w:hAnsi="Arial"/>
+              <w:rPr>
+                <w:rFonts w:ascii="Arial" w:hAnsi="Arial" w:eastAsia="Arial" w:cs="Arial"/>
+                <w:b w:val="false"/>
+                <w:bCs w:val="false"/>
                 <w:i/>
                 <w:iCs/>
-                <w:color w:val="5D6D7E"/>
-                <w:sz w:val="20"/>
-                <w:szCs w:val="20"/>
-              </w:rPr>
-              <w:t xml:space="preserve">  —  Projet académique PostgreSQL</w:t>
-            </w:r>
-          </w:p>
-          <w:p>
-            <w:pPr>
-              <w:pStyle w:val="ListParagraph"/>
-              <w:numPr>
-                <w:ilvl w:val="0"/>
-                <w:numId w:val="2"/>
-              </w:numPr>
-              <w:spacing w:before="30" w:after="30"/>
-              <w:rPr/>
-            </w:pPr>
-            <w:r>
-              <w:rPr>
-                <w:rFonts w:eastAsia="Arial" w:cs="Arial" w:ascii="Arial" w:hAnsi="Arial"/>
-                <w:b w:val="false"/>
-                <w:bCs w:val="false"/>
-                <w:color w:val="1C2833"/>
-                <w:sz w:val="20"/>
-                <w:szCs w:val="20"/>
-              </w:rPr>
-              <w:t>Mise en place de systèmes de permissions</w:t>
-            </w:r>
-          </w:p>
-          <w:p>
-            <w:pPr>
-              <w:pStyle w:val="ListParagraph"/>
-              <w:numPr>
-                <w:ilvl w:val="0"/>
-                <w:numId w:val="2"/>
-              </w:numPr>
-              <w:spacing w:before="30" w:after="30"/>
-              <w:rPr/>
-            </w:pPr>
-            <w:r>
-              <w:rPr>
-                <w:rFonts w:eastAsia="Arial" w:cs="Arial" w:ascii="Arial" w:hAnsi="Arial"/>
-                <w:b w:val="false"/>
-                <w:bCs w:val="false"/>
-                <w:color w:val="1C2833"/>
-                <w:sz w:val="20"/>
-                <w:szCs w:val="20"/>
-              </w:rPr>
-              <w:t>Sécurisation et structuration de bases de données</w:t>
+                <w:color w:val="1C2833"/>
+                <w:sz w:val="20"/>
+                <w:szCs w:val="20"/>
+              </w:rPr>
+            </w:pPr>
+            <w:r>
+              <w:rPr>
+                <w:rFonts w:eastAsia="Arial" w:cs="Arial" w:ascii="Arial" w:hAnsi="Arial"/>
+                <w:b w:val="false"/>
+                <w:bCs w:val="false"/>
+                <w:i/>
+                <w:iCs/>
+                <w:color w:val="1C2833"/>
+                <w:sz w:val="20"/>
+                <w:szCs w:val="20"/>
+              </w:rPr>
+              <w:t>Stagiaire en Informatique — DRAHVDR de Kara</w:t>
+            </w:r>
+          </w:p>
+          <w:p>
+            <w:pPr>
+              <w:pStyle w:val="BodyText"/>
+              <w:spacing w:before="160" w:after="40"/>
+              <w:rPr>
+                <w:rFonts w:ascii="Arial" w:hAnsi="Arial" w:eastAsia="Arial" w:cs="Arial"/>
+                <w:i/>
+                <w:iCs/>
+                <w:color w:val="1C2833"/>
+              </w:rPr>
+            </w:pPr>
+            <w:r>
+              <w:rPr>
+                <w:rStyle w:val="Strong"/>
+                <w:rFonts w:eastAsia="Arial" w:cs="Arial" w:ascii="Arial" w:hAnsi="Arial"/>
+                <w:i/>
+                <w:iCs/>
+                <w:color w:val="1C2833"/>
+              </w:rPr>
+              <w:t>Kara, Togo | Stage d’immersion professionnelle — 2 semaines</w:t>
+            </w:r>
+          </w:p>
+          <w:p>
+            <w:pPr>
+              <w:pStyle w:val="BodyText"/>
+              <w:spacing w:before="160" w:after="40"/>
+              <w:rPr>
+                <w:rFonts w:ascii="Arial" w:hAnsi="Arial" w:eastAsia="Arial" w:cs="Arial"/>
+                <w:i/>
+                <w:iCs/>
+                <w:color w:val="1C2833"/>
+              </w:rPr>
+            </w:pPr>
+            <w:r>
+              <w:rPr>
+                <w:rFonts w:eastAsia="Arial" w:cs="Arial" w:ascii="Arial" w:hAnsi="Arial"/>
+                <w:i/>
+                <w:iCs/>
+                <w:color w:val="1C2833"/>
+              </w:rPr>
+              <w:t>Immersion au sein de la Direction Régionale de l’Agriculture, de l’Hydraulique Villageoise et du Développement Rural, avec découverte de l’environnement informatique professionnel et mise en pratique des connaissances acquises en développement, bases de données et réseaux.</w:t>
+            </w:r>
+          </w:p>
+          <w:p>
+            <w:pPr>
+              <w:pStyle w:val="Normal"/>
+              <w:spacing w:before="160" w:after="40"/>
+              <w:rPr>
+                <w:rFonts w:ascii="Arial" w:hAnsi="Arial" w:eastAsia="Arial" w:cs="Arial"/>
+                <w:b w:val="false"/>
+                <w:bCs w:val="false"/>
+                <w:i/>
+                <w:iCs/>
+                <w:color w:val="1C2833"/>
+                <w:sz w:val="20"/>
+                <w:szCs w:val="20"/>
+              </w:rPr>
+            </w:pPr>
+            <w:r>
+              <w:rPr>
+                <w:rFonts w:eastAsia="Arial" w:cs="Arial" w:ascii="Arial" w:hAnsi="Arial"/>
+                <w:b w:val="false"/>
+                <w:bCs w:val="false"/>
+                <w:i/>
+                <w:iCs/>
+                <w:color w:val="1C2833"/>
+                <w:sz w:val="20"/>
+                <w:szCs w:val="20"/>
+              </w:rPr>
             </w:r>
           </w:p>
           <w:p>
@@ -1311,55 +1338,16 @@
             <w:pPr>
               <w:pStyle w:val="BodyText"/>
               <w:spacing w:before="160" w:after="40"/>
-              <w:rPr>
-                <w:rFonts w:ascii="Arial" w:hAnsi="Arial" w:eastAsia="Arial" w:cs="Arial"/>
+              <w:rPr/>
+            </w:pPr>
+            <w:r>
+              <w:rPr>
+                <w:rFonts w:eastAsia="Arial" w:cs="Arial" w:ascii="Arial" w:hAnsi="Arial"/>
                 <w:b/>
                 <w:bCs/>
                 <w:color w:val="1C2833"/>
               </w:rPr>
-            </w:pPr>
-            <w:r>
-              <w:rPr>
-                <w:rFonts w:eastAsia="Arial" w:cs="Arial" w:ascii="Arial" w:hAnsi="Arial"/>
-                <w:b/>
-                <w:bCs/>
-                <w:color w:val="1C2833"/>
-              </w:rPr>
               <w:t>Formation orientée vers le développement d’applications, la conception de systèmes informatiques, les bases de données et les technologies du numérique.</w:t>
-            </w:r>
-          </w:p>
-          <w:p>
-            <w:pPr>
-              <w:pStyle w:val="Normal"/>
-              <w:spacing w:before="160" w:after="40"/>
-              <w:rPr>
-                <w:rFonts w:ascii="Arial" w:hAnsi="Arial" w:eastAsia="Arial" w:cs="Arial"/>
-                <w:b/>
-                <w:bCs/>
-                <w:color w:val="1C2833"/>
-                <w:sz w:val="21"/>
-                <w:szCs w:val="21"/>
-              </w:rPr>
-            </w:pPr>
-            <w:r>
-              <w:rPr>
-                <w:rFonts w:eastAsia="Arial" w:cs="Arial" w:ascii="Arial" w:hAnsi="Arial"/>
-                <w:b/>
-                <w:bCs/>
-                <w:color w:val="1C2833"/>
-                <w:sz w:val="20"/>
-                <w:szCs w:val="20"/>
-              </w:rPr>
-            </w:r>
-          </w:p>
-          <w:p>
-            <w:pPr>
-              <w:pStyle w:val="Normal"/>
-              <w:spacing w:before="0" w:after="60"/>
-              <w:rPr/>
-            </w:pPr>
-            <w:r>
-              <w:rPr/>
             </w:r>
           </w:p>
           <w:p>
